--- a/資料庫&文件範本/原廠新品證明書.docx
+++ b/資料庫&文件範本/原廠新品證明書.docx
@@ -262,27 +262,7 @@
           <w:bCs/>
           <w:sz w:val="28"/>
         </w:rPr>
-        <w:t>{{</w:t>
-      </w:r>
-      <w:proofErr w:type="spellStart"/>
-      <w:r>
-        <w:rPr>
-          <w:rFonts w:ascii="標楷體" w:eastAsia="標楷體" w:hAnsi="標楷體"/>
-          <w:b/>
-          <w:bCs/>
-          <w:sz w:val="28"/>
-        </w:rPr>
-        <w:t>other_info</w:t>
-      </w:r>
-      <w:proofErr w:type="spellEnd"/>
-      <w:r>
-        <w:rPr>
-          <w:rFonts w:ascii="標楷體" w:eastAsia="標楷體" w:hAnsi="標楷體"/>
-          <w:b/>
-          <w:bCs/>
-          <w:sz w:val="28"/>
-        </w:rPr>
-        <w:t>}}</w:t>
+        <w:t>{{other_info}}</w:t>
       </w:r>
     </w:p>
     <w:p>
@@ -560,6 +540,17 @@
           <w:sz w:val="28"/>
         </w:rPr>
       </w:pPr>
+      <w:r>
+        <w:rPr>
+          <w:rFonts w:ascii="標楷體" w:eastAsia="標楷體" w:hAnsi="標楷體" w:hint="eastAsia"/>
+          <w:b/>
+          <w:bCs/>
+          <w:noProof/>
+          <w:sz w:val="28"/>
+          <w:szCs w:val="32"/>
+        </w:rPr>
+        <w:t>中華民國</w:t>
+      </w:r>
       <w:r>
         <w:rPr>
           <w:rFonts w:ascii="標楷體" w:eastAsia="標楷體" w:hAnsi="標楷體"/>
@@ -1003,22 +994,7 @@
                               <w:sz w:val="20"/>
                             </w:rPr>
                             <w:br/>
-                          </w:r>
-                          <w:proofErr w:type="spellStart"/>
-                          <w:r>
-                            <w:rPr>
-                              <w:rFonts w:ascii="Arial Narrow" w:eastAsia="標楷體" w:hAnsi="Arial Narrow" w:cs="Arial"/>
-                              <w:sz w:val="20"/>
-                            </w:rPr>
-                            <w:t>Neihu</w:t>
-                          </w:r>
-                          <w:proofErr w:type="spellEnd"/>
-                          <w:r>
-                            <w:rPr>
-                              <w:rFonts w:ascii="Arial Narrow" w:eastAsia="標楷體" w:hAnsi="Arial Narrow" w:cs="Arial"/>
-                              <w:sz w:val="20"/>
-                            </w:rPr>
-                            <w:t xml:space="preserve"> District, Taipei, 114 Taiwan, R.O.C.</w:t>
+                            <w:t>Neihu District, Taipei, 114 Taiwan, R.O.C.</w:t>
                           </w:r>
                         </w:p>
                         <w:p>
